--- a/Articles/2026/4_Blender_Tips_and_Tricks/18_Creating_a_Collection/18 Creating a Collection.docx
+++ b/Articles/2026/4_Blender_Tips_and_Tricks/18_Creating_a_Collection/18 Creating a Collection.docx
@@ -30,6 +30,9 @@
     </w:p>
     <w:p>
       <w:r>
+        <w:rPr>
+          <w:noProof/>
+        </w:rPr>
         <w:drawing>
           <wp:inline distT="0" distB="0" distL="0" distR="0" wp14:anchorId="53DAF99C" wp14:editId="12A6B489">
             <wp:extent cx="3458058" cy="3419952"/>
@@ -78,13 +81,7 @@
     </w:p>
     <w:p>
       <w:r>
-        <w:t xml:space="preserve"> </w:t>
-      </w:r>
-      <w:r>
-        <w:t>A collection can hold just about anything that you want to keep together in a group It is really quite easy to create your own collections. Just click</w:t>
-      </w:r>
-      <w:r>
-        <w:t xml:space="preserve"> on this little folder over the Outliner to add a new Collection</w:t>
+        <w:t xml:space="preserve"> A collection can hold just about anything that you want to keep together in a group It is really quite easy to create your own collections. Just click on this little folder over the Outliner to add a new Collection</w:t>
       </w:r>
       <w:r>
         <w:t>.</w:t>
@@ -98,6 +95,9 @@
     <w:p/>
     <w:p>
       <w:r>
+        <w:rPr>
+          <w:noProof/>
+        </w:rPr>
         <w:lastRenderedPageBreak/>
         <w:drawing>
           <wp:inline distT="0" distB="0" distL="0" distR="0" wp14:anchorId="7D92E252" wp14:editId="070167AB">
@@ -138,6 +138,9 @@
     </w:p>
     <w:p>
       <w:r>
+        <w:rPr>
+          <w:noProof/>
+        </w:rPr>
         <w:drawing>
           <wp:inline distT="0" distB="0" distL="0" distR="0" wp14:anchorId="58FBAB8F" wp14:editId="2B6FA3B1">
             <wp:extent cx="5943600" cy="3400425"/>

--- a/Articles/2026/4_Blender_Tips_and_Tricks/18_Creating_a_Collection/18 Creating a Collection.docx
+++ b/Articles/2026/4_Blender_Tips_and_Tricks/18_Creating_a_Collection/18 Creating a Collection.docx
@@ -6,18 +6,77 @@
       <w:pPr>
         <w:pStyle w:val="Title"/>
       </w:pPr>
+      <w:bookmarkStart w:id="0" w:name="_Hlk237615178"/>
       <w:r>
         <w:t>18 Creating a Collection</w:t>
       </w:r>
     </w:p>
+    <w:bookmarkEnd w:id="0"/>
     <w:p>
       <w:r>
         <w:t>12/28/2026</w:t>
       </w:r>
     </w:p>
+    <w:p/>
     <w:p>
       <w:r>
-        <w:t>Collections are a way in which you can organize all of your objects in the outliner. Sometimes Blender will create the collection for you. But you are also able to create your own custom collections.</w:t>
+        <w:rPr>
+          <w:noProof/>
+        </w:rPr>
+        <w:drawing>
+          <wp:inline distT="0" distB="0" distL="0" distR="0" wp14:anchorId="3951127A" wp14:editId="205B8500">
+            <wp:extent cx="4316506" cy="3864047"/>
+            <wp:effectExtent l="0" t="0" r="8255" b="3175"/>
+            <wp:docPr id="1388864707" name="Picture 1"/>
+            <wp:cNvGraphicFramePr>
+              <a:graphicFrameLocks xmlns:a="http://schemas.openxmlformats.org/drawingml/2006/main" noChangeAspect="1"/>
+            </wp:cNvGraphicFramePr>
+            <a:graphic xmlns:a="http://schemas.openxmlformats.org/drawingml/2006/main">
+              <a:graphicData uri="http://schemas.openxmlformats.org/drawingml/2006/picture">
+                <pic:pic xmlns:pic="http://schemas.openxmlformats.org/drawingml/2006/picture">
+                  <pic:nvPicPr>
+                    <pic:cNvPr id="0" name="Picture 1"/>
+                    <pic:cNvPicPr>
+                      <a:picLocks noChangeAspect="1" noChangeArrowheads="1"/>
+                    </pic:cNvPicPr>
+                  </pic:nvPicPr>
+                  <pic:blipFill>
+                    <a:blip r:embed="rId5">
+                      <a:extLst>
+                        <a:ext uri="{28A0092B-C50C-407E-A947-70E740481C1C}">
+                          <a14:useLocalDpi xmlns:a14="http://schemas.microsoft.com/office/drawing/2010/main" val="0"/>
+                        </a:ext>
+                      </a:extLst>
+                    </a:blip>
+                    <a:srcRect/>
+                    <a:stretch>
+                      <a:fillRect/>
+                    </a:stretch>
+                  </pic:blipFill>
+                  <pic:spPr bwMode="auto">
+                    <a:xfrm>
+                      <a:off x="0" y="0"/>
+                      <a:ext cx="4324543" cy="3871241"/>
+                    </a:xfrm>
+                    <a:prstGeom prst="rect">
+                      <a:avLst/>
+                    </a:prstGeom>
+                    <a:noFill/>
+                    <a:ln>
+                      <a:noFill/>
+                    </a:ln>
+                  </pic:spPr>
+                </pic:pic>
+              </a:graphicData>
+            </a:graphic>
+          </wp:inline>
+        </w:drawing>
+      </w:r>
+    </w:p>
+    <w:p>
+      <w:bookmarkStart w:id="1" w:name="_Hlk237612317"/>
+      <w:r>
+        <w:t>Collections are a way to organize your objects in the Outliner. Sometimes Blender will create a Collection for you, but you can also create your own custom Collections.</w:t>
       </w:r>
     </w:p>
     <w:p>
@@ -28,11 +87,13 @@
         <w:t>Just click that little folder at the top right of the outliner to start.</w:t>
       </w:r>
     </w:p>
+    <w:bookmarkEnd w:id="1"/>
     <w:p>
       <w:r>
         <w:rPr>
           <w:noProof/>
         </w:rPr>
+        <w:lastRenderedPageBreak/>
         <w:drawing>
           <wp:inline distT="0" distB="0" distL="0" distR="0" wp14:anchorId="53DAF99C" wp14:editId="12A6B489">
             <wp:extent cx="3458058" cy="3419952"/>
@@ -49,7 +110,7 @@
                     <pic:cNvPicPr/>
                   </pic:nvPicPr>
                   <pic:blipFill>
-                    <a:blip r:embed="rId5"/>
+                    <a:blip r:embed="rId6"/>
                     <a:stretch>
                       <a:fillRect/>
                     </a:stretch>
@@ -80,27 +141,216 @@
       </w:r>
     </w:p>
     <w:p>
+      <w:bookmarkStart w:id="2" w:name="_Hlk237612445"/>
       <w:r>
-        <w:t xml:space="preserve"> A collection can hold just about anything that you want to keep together in a group It is really quite easy to create your own collections. Just click on this little folder over the Outliner to add a new Collection</w:t>
-      </w:r>
-      <w:r>
-        <w:t>.</w:t>
+        <w:t>A Collection can hold just about anything you want to keep together in a group. It is really quite easy to create your own Collections.</w:t>
       </w:r>
     </w:p>
     <w:p>
       <w:r>
-        <w:t>Add the new name for your collection here.</w:t>
+        <w:t>Just click on this little folder over the Outliner to add a new Collection.</w:t>
       </w:r>
     </w:p>
     <w:p/>
+    <w:p/>
+    <w:p/>
+    <w:bookmarkEnd w:id="2"/>
     <w:p>
       <w:r>
         <w:rPr>
           <w:noProof/>
         </w:rPr>
-        <w:lastRenderedPageBreak/>
+        <mc:AlternateContent>
+          <mc:Choice Requires="wps">
+            <w:drawing>
+              <wp:anchor distT="0" distB="0" distL="114300" distR="114300" simplePos="0" relativeHeight="251661312" behindDoc="0" locked="0" layoutInCell="1" allowOverlap="1" wp14:anchorId="1CC4D1C7" wp14:editId="5E7B5D03">
+                <wp:simplePos x="0" y="0"/>
+                <wp:positionH relativeFrom="column">
+                  <wp:posOffset>5400675</wp:posOffset>
+                </wp:positionH>
+                <wp:positionV relativeFrom="paragraph">
+                  <wp:posOffset>514350</wp:posOffset>
+                </wp:positionV>
+                <wp:extent cx="95250" cy="123825"/>
+                <wp:effectExtent l="0" t="0" r="0" b="9525"/>
+                <wp:wrapNone/>
+                <wp:docPr id="1165847307" name="Arrow: Up 2"/>
+                <wp:cNvGraphicFramePr/>
+                <a:graphic xmlns:a="http://schemas.openxmlformats.org/drawingml/2006/main">
+                  <a:graphicData uri="http://schemas.microsoft.com/office/word/2010/wordprocessingShape">
+                    <wps:wsp>
+                      <wps:cNvSpPr/>
+                      <wps:spPr>
+                        <a:xfrm>
+                          <a:off x="0" y="0"/>
+                          <a:ext cx="95250" cy="123825"/>
+                        </a:xfrm>
+                        <a:prstGeom prst="upArrow">
+                          <a:avLst/>
+                        </a:prstGeom>
+                        <a:gradFill flip="none" rotWithShape="1">
+                          <a:gsLst>
+                            <a:gs pos="0">
+                              <a:srgbClr val="ED7D31">
+                                <a:lumMod val="67000"/>
+                              </a:srgbClr>
+                            </a:gs>
+                            <a:gs pos="48000">
+                              <a:srgbClr val="ED7D31">
+                                <a:lumMod val="97000"/>
+                                <a:lumOff val="3000"/>
+                              </a:srgbClr>
+                            </a:gs>
+                            <a:gs pos="100000">
+                              <a:srgbClr val="ED7D31">
+                                <a:lumMod val="60000"/>
+                                <a:lumOff val="40000"/>
+                              </a:srgbClr>
+                            </a:gs>
+                          </a:gsLst>
+                          <a:lin ang="16200000" scaled="1"/>
+                          <a:tileRect/>
+                        </a:gradFill>
+                        <a:ln>
+                          <a:noFill/>
+                        </a:ln>
+                        <a:effectLst/>
+                      </wps:spPr>
+                      <wps:bodyPr rot="0" spcFirstLastPara="0" vertOverflow="overflow" horzOverflow="overflow" vert="horz" wrap="square" lIns="91440" tIns="45720" rIns="91440" bIns="45720" numCol="1" spcCol="0" rtlCol="0" fromWordArt="0" anchor="ctr" anchorCtr="0" forceAA="0" compatLnSpc="1">
+                        <a:prstTxWarp prst="textNoShape">
+                          <a:avLst/>
+                        </a:prstTxWarp>
+                        <a:noAutofit/>
+                      </wps:bodyPr>
+                    </wps:wsp>
+                  </a:graphicData>
+                </a:graphic>
+              </wp:anchor>
+            </w:drawing>
+          </mc:Choice>
+          <mc:Fallback>
+            <w:pict>
+              <v:shapetype w14:anchorId="34E9859E" id="_x0000_t68" coordsize="21600,21600" o:spt="68" adj="5400,5400" path="m0@0l@1@0@1,21600@2,21600@2@0,21600@0,10800,xe">
+                <v:stroke joinstyle="miter"/>
+                <v:formulas>
+                  <v:f eqn="val #0"/>
+                  <v:f eqn="val #1"/>
+                  <v:f eqn="sum 21600 0 #1"/>
+                  <v:f eqn="prod #0 #1 10800"/>
+                  <v:f eqn="sum #0 0 @3"/>
+                </v:formulas>
+                <v:path o:connecttype="custom" o:connectlocs="10800,0;0,@0;10800,21600;21600,@0" o:connectangles="270,180,90,0" textboxrect="@1,@4,@2,21600"/>
+                <v:handles>
+                  <v:h position="#1,#0" xrange="0,10800" yrange="0,21600"/>
+                </v:handles>
+              </v:shapetype>
+              <v:shape id="Arrow: Up 2" o:spid="_x0000_s1026" type="#_x0000_t68" style="position:absolute;margin-left:425.25pt;margin-top:40.5pt;width:7.5pt;height:9.75pt;z-index:251661312;visibility:visible;mso-wrap-style:square;mso-wrap-distance-left:9pt;mso-wrap-distance-top:0;mso-wrap-distance-right:9pt;mso-wrap-distance-bottom:0;mso-position-horizontal:absolute;mso-position-horizontal-relative:text;mso-position-vertical:absolute;mso-position-vertical-relative:text;v-text-anchor:middle" o:gfxdata="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" adj="8308" fillcolor="#b0500f" stroked="f">
+                <v:fill color2="#f4b183" rotate="t" angle="180" colors="0 #b0500f;31457f #ee8137;1 #f4b183" focus="100%" type="gradient"/>
+              </v:shape>
+            </w:pict>
+          </mc:Fallback>
+        </mc:AlternateContent>
+      </w:r>
+      <w:r>
+        <w:rPr>
+          <w:noProof/>
+        </w:rPr>
+        <mc:AlternateContent>
+          <mc:Choice Requires="wps">
+            <w:drawing>
+              <wp:anchor distT="0" distB="0" distL="114300" distR="114300" simplePos="0" relativeHeight="251659264" behindDoc="0" locked="0" layoutInCell="1" allowOverlap="1" wp14:anchorId="6EBBA55D" wp14:editId="0EB0B721">
+                <wp:simplePos x="0" y="0"/>
+                <wp:positionH relativeFrom="column">
+                  <wp:posOffset>2543175</wp:posOffset>
+                </wp:positionH>
+                <wp:positionV relativeFrom="paragraph">
+                  <wp:posOffset>333375</wp:posOffset>
+                </wp:positionV>
+                <wp:extent cx="95250" cy="123825"/>
+                <wp:effectExtent l="0" t="0" r="0" b="9525"/>
+                <wp:wrapNone/>
+                <wp:docPr id="882898558" name="Arrow: Up 2"/>
+                <wp:cNvGraphicFramePr/>
+                <a:graphic xmlns:a="http://schemas.openxmlformats.org/drawingml/2006/main">
+                  <a:graphicData uri="http://schemas.microsoft.com/office/word/2010/wordprocessingShape">
+                    <wps:wsp>
+                      <wps:cNvSpPr/>
+                      <wps:spPr>
+                        <a:xfrm>
+                          <a:off x="0" y="0"/>
+                          <a:ext cx="95250" cy="123825"/>
+                        </a:xfrm>
+                        <a:prstGeom prst="upArrow">
+                          <a:avLst/>
+                        </a:prstGeom>
+                        <a:gradFill flip="none" rotWithShape="1">
+                          <a:gsLst>
+                            <a:gs pos="0">
+                              <a:schemeClr val="accent2">
+                                <a:lumMod val="67000"/>
+                              </a:schemeClr>
+                            </a:gs>
+                            <a:gs pos="48000">
+                              <a:schemeClr val="accent2">
+                                <a:lumMod val="97000"/>
+                                <a:lumOff val="3000"/>
+                              </a:schemeClr>
+                            </a:gs>
+                            <a:gs pos="100000">
+                              <a:schemeClr val="accent2">
+                                <a:lumMod val="60000"/>
+                                <a:lumOff val="40000"/>
+                              </a:schemeClr>
+                            </a:gs>
+                          </a:gsLst>
+                          <a:lin ang="16200000" scaled="1"/>
+                          <a:tileRect/>
+                        </a:gradFill>
+                        <a:ln>
+                          <a:noFill/>
+                        </a:ln>
+                      </wps:spPr>
+                      <wps:style>
+                        <a:lnRef idx="0">
+                          <a:scrgbClr r="0" g="0" b="0"/>
+                        </a:lnRef>
+                        <a:fillRef idx="0">
+                          <a:scrgbClr r="0" g="0" b="0"/>
+                        </a:fillRef>
+                        <a:effectRef idx="0">
+                          <a:scrgbClr r="0" g="0" b="0"/>
+                        </a:effectRef>
+                        <a:fontRef idx="minor">
+                          <a:schemeClr val="lt1"/>
+                        </a:fontRef>
+                      </wps:style>
+                      <wps:bodyPr rot="0" spcFirstLastPara="0" vertOverflow="overflow" horzOverflow="overflow" vert="horz" wrap="square" lIns="91440" tIns="45720" rIns="91440" bIns="45720" numCol="1" spcCol="0" rtlCol="0" fromWordArt="0" anchor="ctr" anchorCtr="0" forceAA="0" compatLnSpc="1">
+                        <a:prstTxWarp prst="textNoShape">
+                          <a:avLst/>
+                        </a:prstTxWarp>
+                        <a:noAutofit/>
+                      </wps:bodyPr>
+                    </wps:wsp>
+                  </a:graphicData>
+                </a:graphic>
+              </wp:anchor>
+            </w:drawing>
+          </mc:Choice>
+          <mc:Fallback>
+            <w:pict>
+              <v:shape w14:anchorId="732FC2F9" id="Arrow: Up 2" o:spid="_x0000_s1026" type="#_x0000_t68" style="position:absolute;margin-left:200.25pt;margin-top:26.25pt;width:7.5pt;height:9.75pt;z-index:251659264;visibility:visible;mso-wrap-style:square;mso-wrap-distance-left:9pt;mso-wrap-distance-top:0;mso-wrap-distance-right:9pt;mso-wrap-distance-bottom:0;mso-position-horizontal:absolute;mso-position-horizontal-relative:text;mso-position-vertical:absolute;mso-position-vertical-relative:text;v-text-anchor:middle" o:gfxdata="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" adj="8308" fillcolor="#af4f0f [2149]" stroked="f">
+                <v:fill color2="#f4b083 [1941]" rotate="t" angle="180" colors="0 #b0500f;31457f #ee8137;1 #f4b183" focus="100%" type="gradient"/>
+              </v:shape>
+            </w:pict>
+          </mc:Fallback>
+        </mc:AlternateContent>
+      </w:r>
+      <w:r>
+        <w:rPr>
+          <w:noProof/>
+        </w:rPr>
         <w:drawing>
-          <wp:inline distT="0" distB="0" distL="0" distR="0" wp14:anchorId="7D92E252" wp14:editId="070167AB">
+          <wp:inline distT="0" distB="0" distL="0" distR="0" wp14:anchorId="7D92E252" wp14:editId="3A625772">
             <wp:extent cx="5763429" cy="2010056"/>
             <wp:effectExtent l="0" t="0" r="0" b="9525"/>
             <wp:docPr id="668589201" name="Picture 1"/>
@@ -115,7 +365,7 @@
                     <pic:cNvPicPr/>
                   </pic:nvPicPr>
                   <pic:blipFill>
-                    <a:blip r:embed="rId6"/>
+                    <a:blip r:embed="rId7"/>
                     <a:stretch>
                       <a:fillRect/>
                     </a:stretch>
@@ -141,6 +391,88 @@
         <w:rPr>
           <w:noProof/>
         </w:rPr>
+        <mc:AlternateContent>
+          <mc:Choice Requires="wps">
+            <w:drawing>
+              <wp:anchor distT="0" distB="0" distL="114300" distR="114300" simplePos="0" relativeHeight="251663360" behindDoc="0" locked="0" layoutInCell="1" allowOverlap="1" wp14:anchorId="13EF63D9" wp14:editId="01BAF4A0">
+                <wp:simplePos x="0" y="0"/>
+                <wp:positionH relativeFrom="margin">
+                  <wp:align>right</wp:align>
+                </wp:positionH>
+                <wp:positionV relativeFrom="paragraph">
+                  <wp:posOffset>257175</wp:posOffset>
+                </wp:positionV>
+                <wp:extent cx="95250" cy="123825"/>
+                <wp:effectExtent l="0" t="0" r="0" b="9525"/>
+                <wp:wrapNone/>
+                <wp:docPr id="1695098689" name="Arrow: Up 2"/>
+                <wp:cNvGraphicFramePr/>
+                <a:graphic xmlns:a="http://schemas.openxmlformats.org/drawingml/2006/main">
+                  <a:graphicData uri="http://schemas.microsoft.com/office/word/2010/wordprocessingShape">
+                    <wps:wsp>
+                      <wps:cNvSpPr/>
+                      <wps:spPr>
+                        <a:xfrm>
+                          <a:off x="0" y="0"/>
+                          <a:ext cx="95250" cy="123825"/>
+                        </a:xfrm>
+                        <a:prstGeom prst="upArrow">
+                          <a:avLst/>
+                        </a:prstGeom>
+                        <a:gradFill flip="none" rotWithShape="1">
+                          <a:gsLst>
+                            <a:gs pos="0">
+                              <a:srgbClr val="ED7D31">
+                                <a:lumMod val="67000"/>
+                              </a:srgbClr>
+                            </a:gs>
+                            <a:gs pos="48000">
+                              <a:srgbClr val="ED7D31">
+                                <a:lumMod val="97000"/>
+                                <a:lumOff val="3000"/>
+                              </a:srgbClr>
+                            </a:gs>
+                            <a:gs pos="100000">
+                              <a:srgbClr val="ED7D31">
+                                <a:lumMod val="60000"/>
+                                <a:lumOff val="40000"/>
+                              </a:srgbClr>
+                            </a:gs>
+                          </a:gsLst>
+                          <a:lin ang="16200000" scaled="1"/>
+                          <a:tileRect/>
+                        </a:gradFill>
+                        <a:ln>
+                          <a:noFill/>
+                        </a:ln>
+                        <a:effectLst/>
+                      </wps:spPr>
+                      <wps:bodyPr rot="0" spcFirstLastPara="0" vertOverflow="overflow" horzOverflow="overflow" vert="horz" wrap="square" lIns="91440" tIns="45720" rIns="91440" bIns="45720" numCol="1" spcCol="0" rtlCol="0" fromWordArt="0" anchor="ctr" anchorCtr="0" forceAA="0" compatLnSpc="1">
+                        <a:prstTxWarp prst="textNoShape">
+                          <a:avLst/>
+                        </a:prstTxWarp>
+                        <a:noAutofit/>
+                      </wps:bodyPr>
+                    </wps:wsp>
+                  </a:graphicData>
+                </a:graphic>
+              </wp:anchor>
+            </w:drawing>
+          </mc:Choice>
+          <mc:Fallback>
+            <w:pict>
+              <v:shape w14:anchorId="234D224B" id="Arrow: Up 2" o:spid="_x0000_s1026" type="#_x0000_t68" style="position:absolute;margin-left:-43.7pt;margin-top:20.25pt;width:7.5pt;height:9.75pt;z-index:251663360;visibility:visible;mso-wrap-style:square;mso-wrap-distance-left:9pt;mso-wrap-distance-top:0;mso-wrap-distance-right:9pt;mso-wrap-distance-bottom:0;mso-position-horizontal:right;mso-position-horizontal-relative:margin;mso-position-vertical:absolute;mso-position-vertical-relative:text;v-text-anchor:middle" o:gfxdata="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" adj="8308" fillcolor="#b0500f" stroked="f">
+                <v:fill color2="#f4b183" rotate="t" angle="180" colors="0 #b0500f;31457f #ee8137;1 #f4b183" focus="100%" type="gradient"/>
+                <w10:wrap anchorx="margin"/>
+              </v:shape>
+            </w:pict>
+          </mc:Fallback>
+        </mc:AlternateContent>
+      </w:r>
+      <w:r>
+        <w:rPr>
+          <w:noProof/>
+        </w:rPr>
         <w:drawing>
           <wp:inline distT="0" distB="0" distL="0" distR="0" wp14:anchorId="58FBAB8F" wp14:editId="2B6FA3B1">
             <wp:extent cx="5943600" cy="3400425"/>
@@ -157,7 +489,7 @@
                     <pic:cNvPicPr/>
                   </pic:nvPicPr>
                   <pic:blipFill>
-                    <a:blip r:embed="rId7"/>
+                    <a:blip r:embed="rId8"/>
                     <a:stretch>
                       <a:fillRect/>
                     </a:stretch>
